--- a/docs/EC FAN OS 통합 검증서 20260417(간소화)/3. 기본동작/기본동작 No. 06 - Board 온도 센싱 기능 검증.docx
+++ b/docs/EC FAN OS 통합 검증서 20260417(간소화)/3. 기본동작/기본동작 No. 06 - Board 온도 센싱 기능 검증.docx
@@ -17,10 +17,10 @@
         <w:tblLook w:val="04A0" w:firstRow="1" w:lastRow="0" w:firstColumn="1" w:lastColumn="0" w:noHBand="0" w:noVBand="1"/>
       </w:tblPr>
       <w:tblGrid>
-        <w:gridCol w:w="1489"/>
-        <w:gridCol w:w="4394"/>
-        <w:gridCol w:w="1417"/>
-        <w:gridCol w:w="2196"/>
+        <w:gridCol w:w="616"/>
+        <w:gridCol w:w="5465"/>
+        <w:gridCol w:w="2000"/>
+        <w:gridCol w:w="2760"/>
       </w:tblGrid>
       <w:tr>
         <w:trPr>
@@ -961,6 +961,7 @@
               <w:rPr>
                 <w:rFonts w:asciiTheme="majorHAnsi" w:eastAsiaTheme="majorHAnsi" w:hAnsiTheme="majorHAnsi" w:hint="eastAsia"/>
               </w:rPr>
+              <w:lastRenderedPageBreak/>
               <w:t>시험결과</w:t>
             </w:r>
           </w:p>
@@ -982,6 +983,633 @@
                 <w:rFonts w:asciiTheme="majorHAnsi" w:eastAsiaTheme="majorHAnsi" w:hAnsiTheme="majorHAnsi"/>
               </w:rPr>
             </w:pPr>
+            <w:r>
+              <w:rPr>
+                <w:rFonts w:asciiTheme="majorHAnsi" w:eastAsiaTheme="majorHAnsi" w:hAnsiTheme="majorHAnsi"/>
+              </w:rPr>
+              <w:drawing>
+                <wp:inline distT="0" distB="0" distL="0" distR="0" wp14:anchorId="0C4AF98A" wp14:editId="3353DE41">
+                  <wp:extent cx="5731510" cy="6108065"/>
+                  <wp:effectExtent l="0" t="0" r="2540" b="6985"/>
+                  <wp:docPr id="1" name="그림 1"/>
+                  <wp:cNvGraphicFramePr>
+                    <a:graphicFrameLocks xmlns:a="http://schemas.openxmlformats.org/drawingml/2006/main" noChangeAspect="1"/>
+                  </wp:cNvGraphicFramePr>
+                  <a:graphic xmlns:a="http://schemas.openxmlformats.org/drawingml/2006/main">
+                    <a:graphicData uri="http://schemas.openxmlformats.org/drawingml/2006/picture">
+                      <pic:pic xmlns:pic="http://schemas.openxmlformats.org/drawingml/2006/picture">
+                        <pic:nvPicPr>
+                          <pic:cNvPr id="1" name=""/>
+                          <pic:cNvPicPr/>
+                        </pic:nvPicPr>
+                        <pic:blipFill>
+                          <a:blip r:embed="rId8"/>
+                          <a:stretch>
+                            <a:fillRect/>
+                          </a:stretch>
+                        </pic:blipFill>
+                        <pic:spPr>
+                          <a:xfrm>
+                            <a:off x="0" y="0"/>
+                            <a:ext cx="5731510" cy="6108065"/>
+                          </a:xfrm>
+                          <a:prstGeom prst="rect">
+                            <a:avLst/>
+                          </a:prstGeom>
+                        </pic:spPr>
+                      </pic:pic>
+                    </a:graphicData>
+                  </a:graphic>
+                </wp:inline>
+              </w:drawing>
+            </w:r>
+          </w:p>
+          <w:p>
+            <w:pPr>
+              <w:pStyle w:val="1-0"/>
+              <w:rPr>
+                <w:rFonts w:asciiTheme="majorHAnsi" w:eastAsiaTheme="majorHAnsi" w:hAnsiTheme="majorHAnsi"/>
+              </w:rPr>
+            </w:pPr>
+            <w:r>
+              <w:rPr>
+                <w:rFonts w:asciiTheme="majorHAnsi" w:eastAsiaTheme="majorHAnsi" w:hAnsiTheme="majorHAnsi"/>
+              </w:rPr>
+              <w:t>============================================================</w:t>
+            </w:r>
+          </w:p>
+          <w:p>
+            <w:pPr>
+              <w:pStyle w:val="1-0"/>
+              <w:rPr>
+                <w:rFonts w:asciiTheme="majorHAnsi" w:eastAsiaTheme="majorHAnsi" w:hAnsiTheme="majorHAnsi" w:hint="eastAsia"/>
+              </w:rPr>
+            </w:pPr>
+            <w:r>
+              <w:rPr>
+                <w:rFonts w:asciiTheme="majorHAnsi" w:eastAsiaTheme="majorHAnsi" w:hAnsiTheme="majorHAnsi" w:hint="eastAsia"/>
+              </w:rPr>
+              <w:t>테스트 항목  : [3-6] Board 온도 센싱 검증</w:t>
+            </w:r>
+          </w:p>
+          <w:p>
+            <w:pPr>
+              <w:pStyle w:val="1-0"/>
+              <w:rPr>
+                <w:rFonts w:asciiTheme="majorHAnsi" w:eastAsiaTheme="majorHAnsi" w:hAnsiTheme="majorHAnsi" w:hint="eastAsia"/>
+              </w:rPr>
+            </w:pPr>
+            <w:r>
+              <w:rPr>
+                <w:rFonts w:asciiTheme="majorHAnsi" w:eastAsiaTheme="majorHAnsi" w:hAnsiTheme="majorHAnsi" w:hint="eastAsia"/>
+              </w:rPr>
+              <w:t>시작 시각    : 2026. 4. 18. 오후 8:09:13</w:t>
+            </w:r>
+          </w:p>
+          <w:p>
+            <w:pPr>
+              <w:pStyle w:val="1-0"/>
+              <w:rPr>
+                <w:rFonts w:asciiTheme="majorHAnsi" w:eastAsiaTheme="majorHAnsi" w:hAnsiTheme="majorHAnsi" w:hint="eastAsia"/>
+              </w:rPr>
+            </w:pPr>
+            <w:r>
+              <w:rPr>
+                <w:rFonts w:asciiTheme="majorHAnsi" w:eastAsiaTheme="majorHAnsi" w:hAnsiTheme="majorHAnsi" w:hint="eastAsia"/>
+              </w:rPr>
+              <w:t>종료 시각    : 2026. 4. 18. 오후 8:09:14</w:t>
+            </w:r>
+          </w:p>
+          <w:p>
+            <w:pPr>
+              <w:pStyle w:val="1-0"/>
+              <w:rPr>
+                <w:rFonts w:asciiTheme="majorHAnsi" w:eastAsiaTheme="majorHAnsi" w:hAnsiTheme="majorHAnsi" w:hint="eastAsia"/>
+              </w:rPr>
+            </w:pPr>
+            <w:r>
+              <w:rPr>
+                <w:rFonts w:asciiTheme="majorHAnsi" w:eastAsiaTheme="majorHAnsi" w:hAnsiTheme="majorHAnsi" w:hint="eastAsia"/>
+              </w:rPr>
+              <w:t>저장 시각    : 2026. 4. 18. 오후 8:09:31</w:t>
+            </w:r>
+          </w:p>
+          <w:p>
+            <w:pPr>
+              <w:pStyle w:val="1-0"/>
+              <w:rPr>
+                <w:rFonts w:asciiTheme="majorHAnsi" w:eastAsiaTheme="majorHAnsi" w:hAnsiTheme="majorHAnsi"/>
+              </w:rPr>
+            </w:pPr>
+            <w:r>
+              <w:rPr>
+                <w:rFonts w:asciiTheme="majorHAnsi" w:eastAsiaTheme="majorHAnsi" w:hAnsiTheme="majorHAnsi"/>
+              </w:rPr>
+              <w:t>============================================================</w:t>
+            </w:r>
+          </w:p>
+          <w:p>
+            <w:pPr>
+              <w:pStyle w:val="1-0"/>
+              <w:rPr>
+                <w:rFonts w:asciiTheme="majorHAnsi" w:eastAsiaTheme="majorHAnsi" w:hAnsiTheme="majorHAnsi"/>
+              </w:rPr>
+            </w:pPr>
+          </w:p>
+          <w:p>
+            <w:pPr>
+              <w:pStyle w:val="1-0"/>
+              <w:rPr>
+                <w:rFonts w:asciiTheme="majorHAnsi" w:eastAsiaTheme="majorHAnsi" w:hAnsiTheme="majorHAnsi" w:hint="eastAsia"/>
+              </w:rPr>
+            </w:pPr>
+            <w:r>
+              <w:rPr>
+                <w:rFonts w:asciiTheme="majorHAnsi" w:eastAsiaTheme="majorHAnsi" w:hAnsiTheme="majorHAnsi" w:hint="eastAsia"/>
+              </w:rPr>
+              <w:t>[실행 로그]</w:t>
+            </w:r>
+          </w:p>
+          <w:p>
+            <w:pPr>
+              <w:pStyle w:val="1-0"/>
+              <w:rPr>
+                <w:rFonts w:asciiTheme="majorHAnsi" w:eastAsiaTheme="majorHAnsi" w:hAnsiTheme="majorHAnsi"/>
+              </w:rPr>
+            </w:pPr>
+            <w:r>
+              <w:rPr>
+                <w:rFonts w:asciiTheme="majorHAnsi" w:eastAsiaTheme="majorHAnsi" w:hAnsiTheme="majorHAnsi"/>
+              </w:rPr>
+              <w:t>------------------------------------------------------------</w:t>
+            </w:r>
+          </w:p>
+          <w:p>
+            <w:pPr>
+              <w:pStyle w:val="1-0"/>
+              <w:rPr>
+                <w:rFonts w:asciiTheme="majorHAnsi" w:eastAsiaTheme="majorHAnsi" w:hAnsiTheme="majorHAnsi" w:hint="eastAsia"/>
+              </w:rPr>
+            </w:pPr>
+            <w:r>
+              <w:rPr>
+                <w:rFonts w:asciiTheme="majorHAnsi" w:eastAsiaTheme="majorHAnsi" w:hAnsiTheme="majorHAnsi" w:hint="eastAsia"/>
+              </w:rPr>
+              <w:t>[20시 9분 13초] [INFO] 테스트 시작: Board 온도 센싱 검증</w:t>
+            </w:r>
+          </w:p>
+          <w:p>
+            <w:pPr>
+              <w:pStyle w:val="1-0"/>
+              <w:rPr>
+                <w:rFonts w:asciiTheme="majorHAnsi" w:eastAsiaTheme="majorHAnsi" w:hAnsiTheme="majorHAnsi" w:hint="eastAsia"/>
+              </w:rPr>
+            </w:pPr>
+            <w:r>
+              <w:rPr>
+                <w:rFonts w:asciiTheme="majorHAnsi" w:eastAsiaTheme="majorHAnsi" w:hAnsiTheme="majorHAnsi" w:hint="eastAsia"/>
+              </w:rPr>
+              <w:lastRenderedPageBreak/>
+              <w:t>[20시 9분 13초] [STEP] [Phase 2] 드라이브 온도 센싱 기능 동작 여부 확인 (Positive Test)</w:t>
+            </w:r>
+          </w:p>
+          <w:p>
+            <w:pPr>
+              <w:pStyle w:val="1-0"/>
+              <w:rPr>
+                <w:rFonts w:asciiTheme="majorHAnsi" w:eastAsiaTheme="majorHAnsi" w:hAnsiTheme="majorHAnsi" w:hint="eastAsia"/>
+              </w:rPr>
+            </w:pPr>
+            <w:r>
+              <w:rPr>
+                <w:rFonts w:asciiTheme="majorHAnsi" w:eastAsiaTheme="majorHAnsi" w:hAnsiTheme="majorHAnsi" w:hint="eastAsia"/>
+              </w:rPr>
+              <w:t>[20시 9분 13초] [INFO] ▶ Phase 2-1 시작</w:t>
+            </w:r>
+          </w:p>
+          <w:p>
+            <w:pPr>
+              <w:pStyle w:val="1-0"/>
+              <w:rPr>
+                <w:rFonts w:asciiTheme="majorHAnsi" w:eastAsiaTheme="majorHAnsi" w:hAnsiTheme="majorHAnsi" w:hint="eastAsia"/>
+              </w:rPr>
+            </w:pPr>
+            <w:r>
+              <w:rPr>
+                <w:rFonts w:asciiTheme="majorHAnsi" w:eastAsiaTheme="majorHAnsi" w:hAnsiTheme="majorHAnsi" w:hint="eastAsia"/>
+              </w:rPr>
+              <w:t>[20시 9분 13초] [STEP] [Phase 2-1] Board Temperature 파라미터 읽기</w:t>
+            </w:r>
+          </w:p>
+          <w:p>
+            <w:pPr>
+              <w:pStyle w:val="1-0"/>
+              <w:rPr>
+                <w:rFonts w:asciiTheme="majorHAnsi" w:eastAsiaTheme="majorHAnsi" w:hAnsiTheme="majorHAnsi" w:hint="eastAsia"/>
+              </w:rPr>
+            </w:pPr>
+            <w:r>
+              <w:rPr>
+                <w:rFonts w:asciiTheme="majorHAnsi" w:eastAsiaTheme="majorHAnsi" w:hAnsiTheme="majorHAnsi" w:hint="eastAsia"/>
+              </w:rPr>
+              <w:t>[20시 9분 13초] [WARN]   [Step 1] 드라이브 전원 인가 후 모터 미구동 대기 상태(열 평형)를 유지하십시오.</w:t>
+            </w:r>
+          </w:p>
+          <w:p>
+            <w:pPr>
+              <w:pStyle w:val="1-0"/>
+              <w:rPr>
+                <w:rFonts w:asciiTheme="majorHAnsi" w:eastAsiaTheme="majorHAnsi" w:hAnsiTheme="majorHAnsi" w:hint="eastAsia"/>
+              </w:rPr>
+            </w:pPr>
+            <w:r>
+              <w:rPr>
+                <w:rFonts w:asciiTheme="majorHAnsi" w:eastAsiaTheme="majorHAnsi" w:hAnsiTheme="majorHAnsi" w:hint="eastAsia"/>
+              </w:rPr>
+              <w:t>[20시 9분 13초] [INFO]   [Step 2] Board Temperature 읽기 요청 (0xD017, FC04 Input Register)</w:t>
+            </w:r>
+          </w:p>
+          <w:p>
+            <w:pPr>
+              <w:pStyle w:val="1-0"/>
+              <w:rPr>
+                <w:rFonts w:asciiTheme="majorHAnsi" w:eastAsiaTheme="majorHAnsi" w:hAnsiTheme="majorHAnsi" w:hint="eastAsia"/>
+              </w:rPr>
+            </w:pPr>
+            <w:r>
+              <w:rPr>
+                <w:rFonts w:asciiTheme="majorHAnsi" w:eastAsiaTheme="majorHAnsi" w:hAnsiTheme="majorHAnsi" w:hint="eastAsia"/>
+              </w:rPr>
+              <w:t>[20시 9분 14초] [INFO]   RX: Board Temperature → 35°C</w:t>
+            </w:r>
+          </w:p>
+          <w:p>
+            <w:pPr>
+              <w:pStyle w:val="1-0"/>
+              <w:rPr>
+                <w:rFonts w:asciiTheme="majorHAnsi" w:eastAsiaTheme="majorHAnsi" w:hAnsiTheme="majorHAnsi"/>
+              </w:rPr>
+            </w:pPr>
+            <w:r>
+              <w:rPr>
+                <w:rFonts w:asciiTheme="majorHAnsi" w:eastAsiaTheme="majorHAnsi" w:hAnsiTheme="majorHAnsi"/>
+              </w:rPr>
+              <w:t>[20</w:t>
+            </w:r>
+            <w:r>
+              <w:rPr>
+                <w:rFonts w:asciiTheme="majorHAnsi" w:eastAsiaTheme="majorHAnsi" w:hAnsiTheme="majorHAnsi" w:hint="eastAsia"/>
+              </w:rPr>
+              <w:t>시</w:t>
+            </w:r>
+            <w:r>
+              <w:rPr>
+                <w:rFonts w:asciiTheme="majorHAnsi" w:eastAsiaTheme="majorHAnsi" w:hAnsiTheme="majorHAnsi"/>
+              </w:rPr>
+              <w:t xml:space="preserve"> 9</w:t>
+            </w:r>
+            <w:r>
+              <w:rPr>
+                <w:rFonts w:asciiTheme="majorHAnsi" w:eastAsiaTheme="majorHAnsi" w:hAnsiTheme="majorHAnsi" w:hint="eastAsia"/>
+              </w:rPr>
+              <w:t>분</w:t>
+            </w:r>
+            <w:r>
+              <w:rPr>
+                <w:rFonts w:asciiTheme="majorHAnsi" w:eastAsiaTheme="majorHAnsi" w:hAnsiTheme="majorHAnsi"/>
+              </w:rPr>
+              <w:t xml:space="preserve"> 14</w:t>
+            </w:r>
+            <w:r>
+              <w:rPr>
+                <w:rFonts w:asciiTheme="majorHAnsi" w:eastAsiaTheme="majorHAnsi" w:hAnsiTheme="majorHAnsi" w:hint="eastAsia"/>
+              </w:rPr>
+              <w:t>초</w:t>
+            </w:r>
+            <w:r>
+              <w:rPr>
+                <w:rFonts w:asciiTheme="majorHAnsi" w:eastAsiaTheme="majorHAnsi" w:hAnsiTheme="majorHAnsi"/>
+              </w:rPr>
+              <w:t xml:space="preserve">] [SUCCESS]   </w:t>
+            </w:r>
+            <w:r>
+              <w:rPr>
+                <w:rFonts w:ascii="MS Gothic" w:eastAsia="MS Gothic" w:hAnsi="MS Gothic" w:cs="MS Gothic" w:hint="eastAsia"/>
+              </w:rPr>
+              <w:t>✔</w:t>
+            </w:r>
+            <w:r>
+              <w:rPr>
+                <w:rFonts w:asciiTheme="majorHAnsi" w:eastAsiaTheme="majorHAnsi" w:hAnsiTheme="majorHAnsi"/>
+              </w:rPr>
+              <w:t xml:space="preserve"> Board Temperature </w:t>
+            </w:r>
+            <w:r>
+              <w:rPr>
+                <w:rFonts w:asciiTheme="majorHAnsi" w:eastAsiaTheme="majorHAnsi" w:hAnsiTheme="majorHAnsi" w:hint="eastAsia"/>
+              </w:rPr>
+              <w:t>수신</w:t>
+            </w:r>
+            <w:r>
+              <w:rPr>
+                <w:rFonts w:asciiTheme="majorHAnsi" w:eastAsiaTheme="majorHAnsi" w:hAnsiTheme="majorHAnsi"/>
+              </w:rPr>
+              <w:t xml:space="preserve"> </w:t>
+            </w:r>
+            <w:r>
+              <w:rPr>
+                <w:rFonts w:asciiTheme="majorHAnsi" w:eastAsiaTheme="majorHAnsi" w:hAnsiTheme="majorHAnsi" w:hint="eastAsia"/>
+              </w:rPr>
+              <w:t>성공</w:t>
+            </w:r>
+            <w:r>
+              <w:rPr>
+                <w:rFonts w:asciiTheme="majorHAnsi" w:eastAsiaTheme="majorHAnsi" w:hAnsiTheme="majorHAnsi"/>
+              </w:rPr>
+              <w:t xml:space="preserve"> — Phase 2-1 PASS</w:t>
+            </w:r>
+          </w:p>
+          <w:p>
+            <w:pPr>
+              <w:pStyle w:val="1-0"/>
+              <w:rPr>
+                <w:rFonts w:asciiTheme="majorHAnsi" w:eastAsiaTheme="majorHAnsi" w:hAnsiTheme="majorHAnsi" w:hint="eastAsia"/>
+              </w:rPr>
+            </w:pPr>
+            <w:r>
+              <w:rPr>
+                <w:rFonts w:asciiTheme="majorHAnsi" w:eastAsiaTheme="majorHAnsi" w:hAnsiTheme="majorHAnsi" w:hint="eastAsia"/>
+              </w:rPr>
+              <w:t>[20시 9분 14초] [INFO] ▶ Phase 2-2 시작</w:t>
+            </w:r>
+          </w:p>
+          <w:p>
+            <w:pPr>
+              <w:pStyle w:val="1-0"/>
+              <w:rPr>
+                <w:rFonts w:asciiTheme="majorHAnsi" w:eastAsiaTheme="majorHAnsi" w:hAnsiTheme="majorHAnsi" w:hint="eastAsia"/>
+              </w:rPr>
+            </w:pPr>
+            <w:r>
+              <w:rPr>
+                <w:rFonts w:asciiTheme="majorHAnsi" w:eastAsiaTheme="majorHAnsi" w:hAnsiTheme="majorHAnsi" w:hint="eastAsia"/>
+              </w:rPr>
+              <w:t>[20시 9분 14초] [STEP] [Phase 2-2] 온도 정상 범위 판정</w:t>
+            </w:r>
+          </w:p>
+          <w:p>
+            <w:pPr>
+              <w:pStyle w:val="1-0"/>
+              <w:rPr>
+                <w:rFonts w:asciiTheme="majorHAnsi" w:eastAsiaTheme="majorHAnsi" w:hAnsiTheme="majorHAnsi" w:hint="eastAsia"/>
+              </w:rPr>
+            </w:pPr>
+            <w:r>
+              <w:rPr>
+                <w:rFonts w:asciiTheme="majorHAnsi" w:eastAsiaTheme="majorHAnsi" w:hAnsiTheme="majorHAnsi" w:hint="eastAsia"/>
+              </w:rPr>
+              <w:t>[20시 9분 14초] [INFO]   [Step 3] 읽기값: 35°C  /  상온 기준: 15~35°C</w:t>
+            </w:r>
+          </w:p>
+          <w:p>
+            <w:pPr>
+              <w:pStyle w:val="1-0"/>
+              <w:rPr>
+                <w:rFonts w:asciiTheme="majorHAnsi" w:eastAsiaTheme="majorHAnsi" w:hAnsiTheme="majorHAnsi" w:hint="eastAsia"/>
+              </w:rPr>
+            </w:pPr>
+            <w:r>
+              <w:rPr>
+                <w:rFonts w:asciiTheme="majorHAnsi" w:eastAsiaTheme="majorHAnsi" w:hAnsiTheme="majorHAnsi" w:hint="eastAsia"/>
+              </w:rPr>
+              <w:t>[20시 9분 14초] [WARN]   ※ 온도계로 측정 환경 실내 온도와 대조하십시오.</w:t>
+            </w:r>
+          </w:p>
+          <w:p>
+            <w:pPr>
+              <w:pStyle w:val="1-0"/>
+              <w:rPr>
+                <w:rFonts w:asciiTheme="majorHAnsi" w:eastAsiaTheme="majorHAnsi" w:hAnsiTheme="majorHAnsi"/>
+              </w:rPr>
+            </w:pPr>
+            <w:r>
+              <w:rPr>
+                <w:rFonts w:asciiTheme="majorHAnsi" w:eastAsiaTheme="majorHAnsi" w:hAnsiTheme="majorHAnsi"/>
+              </w:rPr>
+              <w:t>[20</w:t>
+            </w:r>
+            <w:r>
+              <w:rPr>
+                <w:rFonts w:asciiTheme="majorHAnsi" w:eastAsiaTheme="majorHAnsi" w:hAnsiTheme="majorHAnsi" w:hint="eastAsia"/>
+              </w:rPr>
+              <w:t>시</w:t>
+            </w:r>
+            <w:r>
+              <w:rPr>
+                <w:rFonts w:asciiTheme="majorHAnsi" w:eastAsiaTheme="majorHAnsi" w:hAnsiTheme="majorHAnsi"/>
+              </w:rPr>
+              <w:t xml:space="preserve"> 9</w:t>
+            </w:r>
+            <w:r>
+              <w:rPr>
+                <w:rFonts w:asciiTheme="majorHAnsi" w:eastAsiaTheme="majorHAnsi" w:hAnsiTheme="majorHAnsi" w:hint="eastAsia"/>
+              </w:rPr>
+              <w:t>분</w:t>
+            </w:r>
+            <w:r>
+              <w:rPr>
+                <w:rFonts w:asciiTheme="majorHAnsi" w:eastAsiaTheme="majorHAnsi" w:hAnsiTheme="majorHAnsi"/>
+              </w:rPr>
+              <w:t xml:space="preserve"> 14</w:t>
+            </w:r>
+            <w:r>
+              <w:rPr>
+                <w:rFonts w:asciiTheme="majorHAnsi" w:eastAsiaTheme="majorHAnsi" w:hAnsiTheme="majorHAnsi" w:hint="eastAsia"/>
+              </w:rPr>
+              <w:t>초</w:t>
+            </w:r>
+            <w:r>
+              <w:rPr>
+                <w:rFonts w:asciiTheme="majorHAnsi" w:eastAsiaTheme="majorHAnsi" w:hAnsiTheme="majorHAnsi"/>
+              </w:rPr>
+              <w:t xml:space="preserve">] [SUCCESS]   </w:t>
+            </w:r>
+            <w:r>
+              <w:rPr>
+                <w:rFonts w:ascii="MS Gothic" w:eastAsia="MS Gothic" w:hAnsi="MS Gothic" w:cs="MS Gothic" w:hint="eastAsia"/>
+              </w:rPr>
+              <w:t>✔</w:t>
+            </w:r>
+            <w:r>
+              <w:rPr>
+                <w:rFonts w:asciiTheme="majorHAnsi" w:eastAsiaTheme="majorHAnsi" w:hAnsiTheme="majorHAnsi"/>
+              </w:rPr>
+              <w:t xml:space="preserve"> 35</w:t>
+            </w:r>
+            <w:r>
+              <w:rPr>
+                <w:rFonts w:cs="맑은 고딕" w:hint="eastAsia"/>
+              </w:rPr>
+              <w:t>°</w:t>
+            </w:r>
+            <w:r>
+              <w:rPr>
+                <w:rFonts w:asciiTheme="majorHAnsi" w:eastAsiaTheme="majorHAnsi" w:hAnsiTheme="majorHAnsi"/>
+              </w:rPr>
+              <w:t xml:space="preserve">C </w:t>
+            </w:r>
+            <w:r>
+              <w:rPr>
+                <w:rFonts w:asciiTheme="majorHAnsi" w:eastAsiaTheme="majorHAnsi" w:hAnsiTheme="majorHAnsi" w:hint="eastAsia"/>
+              </w:rPr>
+              <w:t>→</w:t>
+            </w:r>
+            <w:r>
+              <w:rPr>
+                <w:rFonts w:asciiTheme="majorHAnsi" w:eastAsiaTheme="majorHAnsi" w:hAnsiTheme="majorHAnsi"/>
+              </w:rPr>
+              <w:t xml:space="preserve"> </w:t>
+            </w:r>
+            <w:r>
+              <w:rPr>
+                <w:rFonts w:asciiTheme="majorHAnsi" w:eastAsiaTheme="majorHAnsi" w:hAnsiTheme="majorHAnsi" w:hint="eastAsia"/>
+              </w:rPr>
+              <w:t>상온</w:t>
+            </w:r>
+            <w:r>
+              <w:rPr>
+                <w:rFonts w:asciiTheme="majorHAnsi" w:eastAsiaTheme="majorHAnsi" w:hAnsiTheme="majorHAnsi"/>
+              </w:rPr>
+              <w:t xml:space="preserve"> </w:t>
+            </w:r>
+            <w:r>
+              <w:rPr>
+                <w:rFonts w:asciiTheme="majorHAnsi" w:eastAsiaTheme="majorHAnsi" w:hAnsiTheme="majorHAnsi" w:hint="eastAsia"/>
+              </w:rPr>
+              <w:t>범위</w:t>
+            </w:r>
+            <w:r>
+              <w:rPr>
+                <w:rFonts w:asciiTheme="majorHAnsi" w:eastAsiaTheme="majorHAnsi" w:hAnsiTheme="majorHAnsi"/>
+              </w:rPr>
+              <w:t xml:space="preserve"> </w:t>
+            </w:r>
+            <w:r>
+              <w:rPr>
+                <w:rFonts w:asciiTheme="majorHAnsi" w:eastAsiaTheme="majorHAnsi" w:hAnsiTheme="majorHAnsi" w:hint="eastAsia"/>
+              </w:rPr>
+              <w:t>내</w:t>
+            </w:r>
+            <w:r>
+              <w:rPr>
+                <w:rFonts w:asciiTheme="majorHAnsi" w:eastAsiaTheme="majorHAnsi" w:hAnsiTheme="majorHAnsi"/>
+              </w:rPr>
+              <w:t xml:space="preserve"> — PASS</w:t>
+            </w:r>
+          </w:p>
+          <w:p>
+            <w:pPr>
+              <w:pStyle w:val="1-0"/>
+              <w:rPr>
+                <w:rFonts w:asciiTheme="majorHAnsi" w:eastAsiaTheme="majorHAnsi" w:hAnsiTheme="majorHAnsi" w:hint="eastAsia"/>
+              </w:rPr>
+            </w:pPr>
+            <w:r>
+              <w:rPr>
+                <w:rFonts w:asciiTheme="majorHAnsi" w:eastAsiaTheme="majorHAnsi" w:hAnsiTheme="majorHAnsi" w:hint="eastAsia"/>
+              </w:rPr>
+              <w:t>[20시 9분 14초] [SUCCESS] 테스트 완료: 합격</w:t>
+            </w:r>
+          </w:p>
+          <w:p>
+            <w:pPr>
+              <w:pStyle w:val="1-0"/>
+              <w:rPr>
+                <w:rFonts w:asciiTheme="majorHAnsi" w:eastAsiaTheme="majorHAnsi" w:hAnsiTheme="majorHAnsi"/>
+              </w:rPr>
+            </w:pPr>
+          </w:p>
+          <w:p>
+            <w:pPr>
+              <w:pStyle w:val="1-0"/>
+              <w:rPr>
+                <w:rFonts w:asciiTheme="majorHAnsi" w:eastAsiaTheme="majorHAnsi" w:hAnsiTheme="majorHAnsi" w:hint="eastAsia"/>
+              </w:rPr>
+            </w:pPr>
+            <w:r>
+              <w:rPr>
+                <w:rFonts w:asciiTheme="majorHAnsi" w:eastAsiaTheme="majorHAnsi" w:hAnsiTheme="majorHAnsi" w:hint="eastAsia"/>
+              </w:rPr>
+              <w:t>[패킷 로그]</w:t>
+            </w:r>
+          </w:p>
+          <w:p>
+            <w:pPr>
+              <w:pStyle w:val="1-0"/>
+              <w:rPr>
+                <w:rFonts w:asciiTheme="majorHAnsi" w:eastAsiaTheme="majorHAnsi" w:hAnsiTheme="majorHAnsi"/>
+              </w:rPr>
+            </w:pPr>
+            <w:r>
+              <w:rPr>
+                <w:rFonts w:asciiTheme="majorHAnsi" w:eastAsiaTheme="majorHAnsi" w:hAnsiTheme="majorHAnsi"/>
+              </w:rPr>
+              <w:t>------------------------------------------------------------</w:t>
+            </w:r>
+          </w:p>
+          <w:p>
+            <w:pPr>
+              <w:pStyle w:val="1-0"/>
+              <w:rPr>
+                <w:rFonts w:asciiTheme="majorHAnsi" w:eastAsiaTheme="majorHAnsi" w:hAnsiTheme="majorHAnsi" w:hint="eastAsia"/>
+              </w:rPr>
+            </w:pPr>
+            <w:r>
+              <w:rPr>
+                <w:rFonts w:asciiTheme="majorHAnsi" w:eastAsiaTheme="majorHAnsi" w:hAnsiTheme="majorHAnsi" w:hint="eastAsia"/>
+              </w:rPr>
+              <w:t>[오후 8:09:13.960] TX  01 04 D0 17 00 01 B9 0E  (+48408ms)</w:t>
+            </w:r>
+          </w:p>
+          <w:p>
+            <w:pPr>
+              <w:pStyle w:val="1-0"/>
+              <w:rPr>
+                <w:rFonts w:asciiTheme="majorHAnsi" w:eastAsiaTheme="majorHAnsi" w:hAnsiTheme="majorHAnsi" w:hint="eastAsia"/>
+              </w:rPr>
+            </w:pPr>
+            <w:r>
+              <w:rPr>
+                <w:rFonts w:asciiTheme="majorHAnsi" w:eastAsiaTheme="majorHAnsi" w:hAnsiTheme="majorHAnsi" w:hint="eastAsia"/>
+              </w:rPr>
+              <w:t>[오후 8:09:13.977] RX  01 04 02 00 23 F8 E9  (+17ms)</w:t>
+            </w:r>
+          </w:p>
+          <w:p>
+            <w:pPr>
+              <w:pStyle w:val="1-0"/>
+              <w:rPr>
+                <w:rFonts w:asciiTheme="majorHAnsi" w:eastAsiaTheme="majorHAnsi" w:hAnsiTheme="majorHAnsi"/>
+              </w:rPr>
+            </w:pPr>
+          </w:p>
+          <w:p>
+            <w:pPr>
+              <w:pStyle w:val="1-0"/>
+              <w:numPr>
+                <w:ilvl w:val="0"/>
+                <w:numId w:val="0"/>
+              </w:numPr>
+              <w:rPr>
+                <w:rFonts w:asciiTheme="majorHAnsi" w:eastAsiaTheme="majorHAnsi" w:hAnsiTheme="majorHAnsi" w:hint="eastAsia"/>
+              </w:rPr>
+            </w:pPr>
+            <w:r>
+              <w:rPr>
+                <w:rFonts w:asciiTheme="majorHAnsi" w:eastAsiaTheme="majorHAnsi" w:hAnsiTheme="majorHAnsi"/>
+              </w:rPr>
+              <w:t>============================================================</w:t>
+            </w:r>
           </w:p>
         </w:tc>
       </w:tr>
@@ -1011,6 +1639,7 @@
               <w:rPr>
                 <w:rFonts w:asciiTheme="majorHAnsi" w:eastAsiaTheme="majorHAnsi" w:hAnsiTheme="majorHAnsi" w:hint="eastAsia"/>
               </w:rPr>
+              <w:lastRenderedPageBreak/>
               <w:t>기타</w:t>
             </w:r>
           </w:p>
@@ -1046,7 +1675,7 @@
       </w:pPr>
     </w:p>
     <w:sectPr>
-      <w:headerReference w:type="default" r:id="rId8"/>
+      <w:headerReference w:type="default" r:id="rId9"/>
       <w:pgSz w:w="11906" w:h="16838"/>
       <w:pgMar w:top="1701" w:right="1440" w:bottom="1440" w:left="1440" w:header="851" w:footer="992" w:gutter="0"/>
       <w:cols w:space="425"/>
